--- a/41TS Tehnologiji stvorennja program/4/TS_Onyshchenko_KNT-122_19_PR4.docx
+++ b/41TS Tehnologiji stvorennja program/4/TS_Onyshchenko_KNT-122_19_PR4.docx
@@ -492,16 +492,11 @@
     </w:p>
     <w:p>
       <w:pPr>
-        <w:pStyle w:val="h21"/>
-        <w:bidi w:val="0"/>
-        <w:rPr>
-          <w:lang w:val="uk-UA"/>
-        </w:rPr>
-      </w:pPr>
-      <w:r>
-        <w:rPr>
-          <w:lang w:val="uk-UA"/>
-        </w:rPr>
+        <w:pStyle w:val="h1"/>
+        <w:rPr/>
+      </w:pPr>
+      <w:r>
+        <w:rPr/>
         <w:t>Завдання</w:t>
       </w:r>
     </w:p>
@@ -529,7 +524,19 @@
         <w:rPr>
           <w:lang w:val="uk-UA"/>
         </w:rPr>
-        <w:t>Завдання на роботу зі сторінки 44:</w:t>
+        <w:t xml:space="preserve">Завдання на роботу зі сторінки </w:t>
+      </w:r>
+      <w:r>
+        <w:rPr>
+          <w:lang w:val="en-US"/>
+        </w:rPr>
+        <w:t>58</w:t>
+      </w:r>
+      <w:r>
+        <w:rPr>
+          <w:lang w:val="uk-UA"/>
+        </w:rPr>
+        <w:t>:</w:t>
       </w:r>
     </w:p>
     <w:p>
@@ -694,318 +701,62 @@
       </w:pPr>
       <w:r>
         <w:rPr/>
-        <w:t>Загальна схема роботи системи</w:t>
-      </w:r>
-    </w:p>
-    <w:p>
-      <w:pPr>
-        <w:pStyle w:val="p1"/>
-        <w:rPr/>
-      </w:pPr>
-      <w:r>
-        <w:rPr/>
-      </w:r>
-    </w:p>
-    <w:p>
-      <w:pPr>
-        <w:pStyle w:val="p1"/>
-        <w:rPr/>
-      </w:pPr>
-      <w:r>
-        <w:rPr/>
-        <w:t xml:space="preserve">Користувач типу адміністратор має взаємодіяти зі сторінкою </w:t>
+        <w:t>Схематичне зображення архітектури вебзастосунку на основі предметної області</w:t>
+      </w:r>
+    </w:p>
+    <w:p>
+      <w:pPr>
+        <w:pStyle w:val="h21"/>
+        <w:rPr/>
+      </w:pPr>
+      <w:r>
+        <w:rPr/>
+        <w:t xml:space="preserve">Схематичне зображення архітектури вебзастосунку (на основі фреймворку чи </w:t>
       </w:r>
       <w:r>
         <w:rPr>
           <w:lang w:val="en-US"/>
         </w:rPr>
-        <w:t xml:space="preserve">Login </w:t>
-      </w:r>
-      <w:r>
-        <w:rPr>
-          <w:lang w:val="uk-UA"/>
-        </w:rPr>
-        <w:t>так:</w:t>
-      </w:r>
-    </w:p>
-    <w:p>
-      <w:pPr>
-        <w:pStyle w:val="p1"/>
-        <w:rPr>
-          <w:lang w:val="uk-UA"/>
-        </w:rPr>
-      </w:pPr>
-      <w:r>
-        <w:rPr>
-          <w:lang w:val="uk-UA"/>
-        </w:rPr>
-      </w:r>
-    </w:p>
-    <w:p>
-      <w:pPr>
-        <w:pStyle w:val="p1"/>
-        <w:rPr>
-          <w:lang w:val="uk-UA"/>
-        </w:rPr>
-      </w:pPr>
-      <w:r>
-        <w:rPr>
-          <w:lang w:val="uk-UA"/>
-        </w:rPr>
-        <w:t>1. Вхід на сторінку;</w:t>
-      </w:r>
-    </w:p>
-    <w:p>
-      <w:pPr>
-        <w:pStyle w:val="p1"/>
-        <w:rPr>
-          <w:lang w:val="uk-UA"/>
-        </w:rPr>
-      </w:pPr>
-      <w:r>
-        <w:rPr>
-          <w:lang w:val="uk-UA"/>
-        </w:rPr>
-        <w:t>2. Введення логіну та паролю;</w:t>
-      </w:r>
-    </w:p>
-    <w:p>
-      <w:pPr>
-        <w:pStyle w:val="p1"/>
-        <w:rPr>
-          <w:lang w:val="uk-UA"/>
-        </w:rPr>
-      </w:pPr>
-      <w:r>
-        <w:rPr>
-          <w:lang w:val="uk-UA"/>
-        </w:rPr>
-        <w:t>3. Вхід до адміністраторської панелі.</w:t>
-      </w:r>
-    </w:p>
-    <w:p>
-      <w:pPr>
-        <w:pStyle w:val="p1"/>
-        <w:rPr>
-          <w:lang w:val="uk-UA"/>
-        </w:rPr>
-      </w:pPr>
-      <w:r>
-        <w:rPr>
-          <w:lang w:val="uk-UA"/>
-        </w:rPr>
-      </w:r>
-    </w:p>
-    <w:p>
-      <w:pPr>
-        <w:pStyle w:val="p1"/>
-        <w:rPr>
-          <w:lang w:val="uk-UA"/>
-        </w:rPr>
-      </w:pPr>
-      <w:r>
-        <w:rPr>
-          <w:lang w:val="uk-UA"/>
-        </w:rPr>
-        <w:t xml:space="preserve">Користувач типу гість має взаємодіяти зі сторінкою </w:t>
-      </w:r>
-      <w:r>
+        <w:t>CMS)</w:t>
+      </w:r>
+    </w:p>
+    <w:p>
+      <w:pPr>
+        <w:pStyle w:val="p1"/>
         <w:rPr>
           <w:lang w:val="en-US"/>
         </w:rPr>
-        <w:t xml:space="preserve">Login </w:t>
-      </w:r>
-      <w:r>
-        <w:rPr>
-          <w:lang w:val="uk-UA"/>
-        </w:rPr>
-        <w:t>так:</w:t>
-      </w:r>
-    </w:p>
-    <w:p>
-      <w:pPr>
-        <w:pStyle w:val="p1"/>
-        <w:rPr>
-          <w:lang w:val="uk-UA"/>
-        </w:rPr>
-      </w:pPr>
-      <w:r>
-        <w:rPr>
-          <w:lang w:val="uk-UA"/>
-        </w:rPr>
-      </w:r>
-    </w:p>
-    <w:p>
-      <w:pPr>
-        <w:pStyle w:val="p1"/>
-        <w:rPr>
-          <w:lang w:val="uk-UA"/>
-        </w:rPr>
-      </w:pPr>
-      <w:r>
-        <w:rPr>
-          <w:lang w:val="uk-UA"/>
-        </w:rPr>
-        <w:t>1. Ввести свою електронну пошту;</w:t>
-      </w:r>
-    </w:p>
-    <w:p>
-      <w:pPr>
-        <w:pStyle w:val="p1"/>
-        <w:rPr>
-          <w:lang w:val="uk-UA"/>
-        </w:rPr>
-      </w:pPr>
-      <w:r>
-        <w:rPr>
-          <w:lang w:val="uk-UA"/>
-        </w:rPr>
-        <w:t>2. Ввести пароль;</w:t>
-      </w:r>
-    </w:p>
-    <w:p>
-      <w:pPr>
-        <w:pStyle w:val="p1"/>
-        <w:rPr>
-          <w:lang w:val="uk-UA"/>
-        </w:rPr>
-      </w:pPr>
-      <w:r>
-        <w:rPr>
-          <w:lang w:val="uk-UA"/>
-        </w:rPr>
-        <w:t>3. Зареєструватися у системі.</w:t>
-      </w:r>
-    </w:p>
-    <w:p>
-      <w:pPr>
-        <w:pStyle w:val="p1"/>
-        <w:rPr>
-          <w:lang w:val="uk-UA"/>
-        </w:rPr>
-      </w:pPr>
-      <w:r>
-        <w:rPr>
-          <w:lang w:val="uk-UA"/>
-        </w:rPr>
-      </w:r>
-    </w:p>
-    <w:p>
-      <w:pPr>
-        <w:pStyle w:val="p1"/>
-        <w:rPr>
-          <w:lang w:val="uk-UA"/>
-        </w:rPr>
-      </w:pPr>
-      <w:r>
-        <w:rPr>
-          <w:lang w:val="uk-UA"/>
-        </w:rPr>
-        <w:t xml:space="preserve">Користувач типу гість має взаємодіяти зі сторінкою </w:t>
-      </w:r>
+      </w:pPr>
       <w:r>
         <w:rPr>
           <w:lang w:val="en-US"/>
         </w:rPr>
-        <w:t xml:space="preserve">Menu </w:t>
-      </w:r>
-      <w:r>
-        <w:rPr>
-          <w:lang w:val="uk-UA"/>
-        </w:rPr>
-        <w:t>так:</w:t>
-      </w:r>
-    </w:p>
-    <w:p>
-      <w:pPr>
-        <w:pStyle w:val="p1"/>
-        <w:rPr>
-          <w:lang w:val="uk-UA"/>
-        </w:rPr>
-      </w:pPr>
-      <w:r>
-        <w:rPr>
-          <w:lang w:val="uk-UA"/>
-        </w:rPr>
-      </w:r>
-    </w:p>
-    <w:p>
-      <w:pPr>
-        <w:pStyle w:val="p1"/>
-        <w:rPr>
-          <w:lang w:val="uk-UA"/>
-        </w:rPr>
-      </w:pPr>
-      <w:r>
-        <w:rPr>
-          <w:lang w:val="uk-UA"/>
-        </w:rPr>
-        <w:t>1. Обрати товар зі списку;</w:t>
-      </w:r>
-    </w:p>
-    <w:p>
-      <w:pPr>
-        <w:pStyle w:val="p1"/>
-        <w:rPr>
-          <w:lang w:val="uk-UA"/>
-        </w:rPr>
-      </w:pPr>
-      <w:r>
-        <w:rPr>
-          <w:lang w:val="uk-UA"/>
-        </w:rPr>
-        <w:t>2. Перейти на сторінку товару;</w:t>
-      </w:r>
-    </w:p>
-    <w:p>
-      <w:pPr>
-        <w:pStyle w:val="p1"/>
-        <w:rPr>
-          <w:lang w:val="uk-UA"/>
-        </w:rPr>
-      </w:pPr>
-      <w:r>
-        <w:rPr>
-          <w:lang w:val="uk-UA"/>
-        </w:rPr>
-        <w:t>3. Додати товар до кошику;</w:t>
-      </w:r>
-    </w:p>
-    <w:p>
-      <w:pPr>
-        <w:pStyle w:val="p1"/>
-        <w:rPr>
-          <w:lang w:val="uk-UA"/>
-        </w:rPr>
-      </w:pPr>
-      <w:r>
-        <w:rPr>
-          <w:lang w:val="uk-UA"/>
-        </w:rPr>
-        <w:t>4. Перейти до сторінки кошику;</w:t>
-      </w:r>
-    </w:p>
-    <w:p>
-      <w:pPr>
-        <w:pStyle w:val="p1"/>
-        <w:rPr>
-          <w:lang w:val="uk-UA"/>
-        </w:rPr>
-      </w:pPr>
-      <w:r>
-        <w:rPr>
-          <w:lang w:val="uk-UA"/>
-        </w:rPr>
-        <w:t>5. Оформити замовлення.</w:t>
-      </w:r>
-    </w:p>
-    <w:p>
-      <w:pPr>
-        <w:pStyle w:val="p1"/>
-        <w:rPr/>
-      </w:pPr>
-      <w:r>
-        <w:rPr/>
+      </w:r>
+    </w:p>
+    <w:p>
+      <w:pPr>
+        <w:pStyle w:val="p1"/>
+        <w:rPr>
+          <w:lang w:val="en-US"/>
+        </w:rPr>
+      </w:pPr>
+      <w:r>
+        <w:rPr>
+          <w:lang w:val="en-US"/>
+        </w:rPr>
+      </w:r>
+    </w:p>
+    <w:p>
+      <w:pPr>
+        <w:pStyle w:val="p1"/>
+        <w:rPr>
+          <w:lang w:val="en-US"/>
+        </w:rPr>
+      </w:pPr>
+      <w:r>
+        <w:rPr>
+          <w:lang w:val="en-US"/>
+        </w:rPr>
       </w:r>
     </w:p>
     <w:p>
@@ -1015,695 +766,36 @@
       </w:pPr>
       <w:r>
         <w:rPr/>
-        <w:t>Інтерфейс веб-застосунку за обраною темою</w:t>
-      </w:r>
-    </w:p>
-    <w:p>
-      <w:pPr>
-        <w:pStyle w:val="p1"/>
-        <w:rPr/>
-      </w:pPr>
-      <w:r>
-        <w:rPr/>
-      </w:r>
-    </w:p>
-    <w:p>
-      <w:pPr>
-        <w:pStyle w:val="p1"/>
-        <w:rPr/>
-      </w:pPr>
-      <w:r>
-        <w:rPr/>
-        <w:t>Інтерфейс складається з трьох мокапів, наведених нижче:</w:t>
-      </w:r>
-    </w:p>
-    <w:p>
-      <w:pPr>
-        <w:pStyle w:val="p1"/>
-        <w:rPr/>
-      </w:pPr>
-      <w:r>
-        <w:rPr/>
-      </w:r>
-    </w:p>
-    <w:p>
-      <w:pPr>
-        <w:pStyle w:val="img1"/>
-        <w:rPr/>
-      </w:pPr>
-      <w:r>
-        <w:rPr/>
-        <w:drawing>
-          <wp:inline distT="0" distB="0" distL="0" distR="0">
-            <wp:extent cx="5760085" cy="3239770"/>
-            <wp:effectExtent l="0" t="0" r="0" b="0"/>
-            <wp:docPr id="1" name="Зображення1"/>
-            <wp:cNvGraphicFramePr>
-              <a:graphicFrameLocks xmlns:a="http://schemas.openxmlformats.org/drawingml/2006/main" noChangeAspect="1"/>
-            </wp:cNvGraphicFramePr>
-            <a:graphic xmlns:a="http://schemas.openxmlformats.org/drawingml/2006/main">
-              <a:graphicData uri="http://schemas.openxmlformats.org/drawingml/2006/picture">
-                <pic:pic xmlns:pic="http://schemas.openxmlformats.org/drawingml/2006/picture">
-                  <pic:nvPicPr>
-                    <pic:cNvPr id="1" name="Зображення1"/>
-                    <pic:cNvPicPr>
-                      <a:picLocks noChangeAspect="1" noChangeArrowheads="1"/>
-                    </pic:cNvPicPr>
-                  </pic:nvPicPr>
-                  <pic:blipFill>
-                    <a:blip r:embed="rId2"/>
-                    <a:stretch>
-                      <a:fillRect/>
-                    </a:stretch>
-                  </pic:blipFill>
-                  <pic:spPr bwMode="auto">
-                    <a:xfrm>
-                      <a:off x="0" y="0"/>
-                      <a:ext cx="5760085" cy="3239770"/>
-                    </a:xfrm>
-                    <a:prstGeom prst="rect">
-                      <a:avLst/>
-                    </a:prstGeom>
-                    <a:noFill/>
-                  </pic:spPr>
-                </pic:pic>
-              </a:graphicData>
-            </a:graphic>
-          </wp:inline>
-        </w:drawing>
-      </w:r>
-    </w:p>
-    <w:p>
-      <w:pPr>
-        <w:pStyle w:val="img1"/>
-        <w:rPr/>
-      </w:pPr>
-      <w:r>
-        <w:rPr/>
-        <w:t>Рисунок 1.1 — Головна сторінка</w:t>
-      </w:r>
-    </w:p>
-    <w:p>
-      <w:pPr>
-        <w:pStyle w:val="img1"/>
-        <w:rPr/>
-      </w:pPr>
-      <w:r>
-        <w:rPr/>
-      </w:r>
-    </w:p>
-    <w:p>
-      <w:pPr>
-        <w:pStyle w:val="img1"/>
-        <w:rPr/>
-      </w:pPr>
-      <w:r>
-        <w:rPr/>
-        <w:drawing>
-          <wp:inline distT="0" distB="0" distL="0" distR="0">
-            <wp:extent cx="5760085" cy="3239770"/>
-            <wp:effectExtent l="0" t="0" r="0" b="0"/>
-            <wp:docPr id="2" name="Зображення2"/>
-            <wp:cNvGraphicFramePr>
-              <a:graphicFrameLocks xmlns:a="http://schemas.openxmlformats.org/drawingml/2006/main" noChangeAspect="1"/>
-            </wp:cNvGraphicFramePr>
-            <a:graphic xmlns:a="http://schemas.openxmlformats.org/drawingml/2006/main">
-              <a:graphicData uri="http://schemas.openxmlformats.org/drawingml/2006/picture">
-                <pic:pic xmlns:pic="http://schemas.openxmlformats.org/drawingml/2006/picture">
-                  <pic:nvPicPr>
-                    <pic:cNvPr id="2" name="Зображення2"/>
-                    <pic:cNvPicPr>
-                      <a:picLocks noChangeAspect="1" noChangeArrowheads="1"/>
-                    </pic:cNvPicPr>
-                  </pic:nvPicPr>
-                  <pic:blipFill>
-                    <a:blip r:embed="rId3"/>
-                    <a:stretch>
-                      <a:fillRect/>
-                    </a:stretch>
-                  </pic:blipFill>
-                  <pic:spPr bwMode="auto">
-                    <a:xfrm>
-                      <a:off x="0" y="0"/>
-                      <a:ext cx="5760085" cy="3239770"/>
-                    </a:xfrm>
-                    <a:prstGeom prst="rect">
-                      <a:avLst/>
-                    </a:prstGeom>
-                    <a:noFill/>
-                  </pic:spPr>
-                </pic:pic>
-              </a:graphicData>
-            </a:graphic>
-          </wp:inline>
-        </w:drawing>
-      </w:r>
-    </w:p>
-    <w:p>
-      <w:pPr>
-        <w:pStyle w:val="img1"/>
-        <w:rPr/>
-      </w:pPr>
-      <w:r>
-        <w:rPr/>
-        <w:t>Рисунок 1.2 — Сторінка входу</w:t>
-      </w:r>
-    </w:p>
-    <w:p>
-      <w:pPr>
-        <w:pStyle w:val="img1"/>
-        <w:rPr/>
-      </w:pPr>
-      <w:r>
-        <w:rPr/>
-      </w:r>
-    </w:p>
-    <w:p>
-      <w:pPr>
-        <w:pStyle w:val="img1"/>
-        <w:rPr/>
-      </w:pPr>
-      <w:r>
-        <w:rPr/>
-        <w:drawing>
-          <wp:inline distT="0" distB="0" distL="0" distR="0">
-            <wp:extent cx="5760085" cy="3239770"/>
-            <wp:effectExtent l="0" t="0" r="0" b="0"/>
-            <wp:docPr id="3" name="Зображення3"/>
-            <wp:cNvGraphicFramePr>
-              <a:graphicFrameLocks xmlns:a="http://schemas.openxmlformats.org/drawingml/2006/main" noChangeAspect="1"/>
-            </wp:cNvGraphicFramePr>
-            <a:graphic xmlns:a="http://schemas.openxmlformats.org/drawingml/2006/main">
-              <a:graphicData uri="http://schemas.openxmlformats.org/drawingml/2006/picture">
-                <pic:pic xmlns:pic="http://schemas.openxmlformats.org/drawingml/2006/picture">
-                  <pic:nvPicPr>
-                    <pic:cNvPr id="3" name="Зображення3"/>
-                    <pic:cNvPicPr>
-                      <a:picLocks noChangeAspect="1" noChangeArrowheads="1"/>
-                    </pic:cNvPicPr>
-                  </pic:nvPicPr>
-                  <pic:blipFill>
-                    <a:blip r:embed="rId4"/>
-                    <a:stretch>
-                      <a:fillRect/>
-                    </a:stretch>
-                  </pic:blipFill>
-                  <pic:spPr bwMode="auto">
-                    <a:xfrm>
-                      <a:off x="0" y="0"/>
-                      <a:ext cx="5760085" cy="3239770"/>
-                    </a:xfrm>
-                    <a:prstGeom prst="rect">
-                      <a:avLst/>
-                    </a:prstGeom>
-                    <a:noFill/>
-                  </pic:spPr>
-                </pic:pic>
-              </a:graphicData>
-            </a:graphic>
-          </wp:inline>
-        </w:drawing>
-      </w:r>
-    </w:p>
-    <w:p>
-      <w:pPr>
-        <w:pStyle w:val="img1"/>
-        <w:rPr/>
-      </w:pPr>
-      <w:r>
-        <w:rPr/>
-        <w:t>Рисунок 1.3 — Сторінка кошику</w:t>
-      </w:r>
-    </w:p>
-    <w:p>
-      <w:pPr>
-        <w:pStyle w:val="p1"/>
-        <w:rPr/>
-      </w:pPr>
-      <w:r>
-        <w:rPr/>
-      </w:r>
-    </w:p>
-    <w:p>
-      <w:pPr>
-        <w:pStyle w:val="h1"/>
-        <w:rPr/>
-      </w:pPr>
-      <w:r>
-        <w:rPr/>
-        <w:t>Контрольні питання</w:t>
-      </w:r>
-    </w:p>
-    <w:p>
-      <w:pPr>
-        <w:pStyle w:val="h21"/>
-        <w:rPr>
-          <w:b/>
-          <w:bCs/>
-        </w:rPr>
-      </w:pPr>
-      <w:r>
-        <w:rPr>
-          <w:b/>
-          <w:bCs/>
-        </w:rPr>
-        <w:t>Я</w:t>
-      </w:r>
-      <w:r>
-        <w:rPr>
-          <w:b/>
-          <w:bCs/>
-          <w:i w:val="false"/>
-          <w:caps w:val="false"/>
-          <w:smallCaps w:val="false"/>
-          <w:spacing w:val="0"/>
-        </w:rPr>
-        <w:t>кі ергономічні показники інтерфейсу можна виділити?</w:t>
-      </w:r>
-    </w:p>
-    <w:p>
-      <w:pPr>
-        <w:pStyle w:val="p1"/>
-        <w:rPr>
-          <w:b/>
-          <w:bCs/>
-          <w:i w:val="false"/>
-          <w:i w:val="false"/>
-          <w:caps w:val="false"/>
-          <w:smallCaps w:val="false"/>
-          <w:spacing w:val="0"/>
-        </w:rPr>
-      </w:pPr>
-      <w:r>
-        <w:rPr>
-          <w:b/>
-          <w:bCs/>
-          <w:i w:val="false"/>
-          <w:caps w:val="false"/>
-          <w:smallCaps w:val="false"/>
-          <w:spacing w:val="0"/>
-        </w:rPr>
-      </w:r>
-    </w:p>
-    <w:p>
-      <w:pPr>
-        <w:pStyle w:val="p1"/>
-        <w:rPr>
-          <w:b w:val="false"/>
-          <w:bCs w:val="false"/>
-          <w:i w:val="false"/>
-          <w:i w:val="false"/>
-          <w:caps w:val="false"/>
-          <w:smallCaps w:val="false"/>
-          <w:spacing w:val="0"/>
-        </w:rPr>
-      </w:pPr>
-      <w:r>
-        <w:rPr>
-          <w:b w:val="false"/>
-          <w:bCs w:val="false"/>
-          <w:i w:val="false"/>
-          <w:caps w:val="false"/>
-          <w:smallCaps w:val="false"/>
-          <w:spacing w:val="0"/>
-        </w:rPr>
-        <w:t>Відомі ергономічні показники інтерфейсу:</w:t>
-      </w:r>
-    </w:p>
-    <w:p>
-      <w:pPr>
-        <w:pStyle w:val="p1"/>
-        <w:rPr>
-          <w:b w:val="false"/>
-          <w:bCs w:val="false"/>
-          <w:i w:val="false"/>
-          <w:i w:val="false"/>
-          <w:caps w:val="false"/>
-          <w:smallCaps w:val="false"/>
-          <w:spacing w:val="0"/>
-        </w:rPr>
-      </w:pPr>
-      <w:r>
-        <w:rPr>
-          <w:b w:val="false"/>
-          <w:bCs w:val="false"/>
-          <w:i w:val="false"/>
-          <w:caps w:val="false"/>
-          <w:smallCaps w:val="false"/>
-          <w:spacing w:val="0"/>
-        </w:rPr>
-      </w:r>
-    </w:p>
-    <w:p>
-      <w:pPr>
-        <w:pStyle w:val="p1"/>
-        <w:rPr>
-          <w:b w:val="false"/>
-          <w:bCs w:val="false"/>
-          <w:i w:val="false"/>
-          <w:i w:val="false"/>
-          <w:caps w:val="false"/>
-          <w:smallCaps w:val="false"/>
-          <w:spacing w:val="0"/>
-        </w:rPr>
-      </w:pPr>
-      <w:r>
-        <w:rPr>
-          <w:b w:val="false"/>
-          <w:bCs w:val="false"/>
-          <w:i w:val="false"/>
-          <w:caps w:val="false"/>
-          <w:smallCaps w:val="false"/>
-          <w:spacing w:val="0"/>
-        </w:rPr>
-        <w:t>- керівництво: є чіткі інструкції, індикатори прогресу, зворотній зв’язок від дій користувача;</w:t>
-      </w:r>
-    </w:p>
-    <w:p>
-      <w:pPr>
-        <w:pStyle w:val="p1"/>
-        <w:rPr>
-          <w:b w:val="false"/>
-          <w:bCs w:val="false"/>
-          <w:i w:val="false"/>
-          <w:i w:val="false"/>
-          <w:caps w:val="false"/>
-          <w:smallCaps w:val="false"/>
-          <w:spacing w:val="0"/>
-        </w:rPr>
-      </w:pPr>
-      <w:r>
-        <w:rPr>
-          <w:b w:val="false"/>
-          <w:bCs w:val="false"/>
-          <w:i w:val="false"/>
-          <w:caps w:val="false"/>
-          <w:smallCaps w:val="false"/>
-          <w:spacing w:val="0"/>
-        </w:rPr>
-        <w:t>- навантаження робочою пам’яттю: мінімальна кількість інформації на екрані, простота інтерфейсу, обмеженість анімацій;</w:t>
-      </w:r>
-    </w:p>
-    <w:p>
-      <w:pPr>
-        <w:pStyle w:val="p1"/>
-        <w:rPr>
-          <w:b w:val="false"/>
-          <w:bCs w:val="false"/>
-          <w:i w:val="false"/>
-          <w:i w:val="false"/>
-          <w:caps w:val="false"/>
-          <w:smallCaps w:val="false"/>
-          <w:spacing w:val="0"/>
-        </w:rPr>
-      </w:pPr>
-      <w:r>
-        <w:rPr>
-          <w:b w:val="false"/>
-          <w:bCs w:val="false"/>
-          <w:i w:val="false"/>
-          <w:caps w:val="false"/>
-          <w:smallCaps w:val="false"/>
-          <w:spacing w:val="0"/>
-        </w:rPr>
-        <w:t>- явність: видимість дій користувача, ефекти при наведенні чи повідомлення про помилки.</w:t>
-      </w:r>
-    </w:p>
-    <w:p>
-      <w:pPr>
-        <w:pStyle w:val="p1"/>
-        <w:rPr>
-          <w:b w:val="false"/>
-          <w:bCs w:val="false"/>
-          <w:i w:val="false"/>
-          <w:i w:val="false"/>
-          <w:caps w:val="false"/>
-          <w:smallCaps w:val="false"/>
-          <w:spacing w:val="0"/>
-        </w:rPr>
-      </w:pPr>
-      <w:r>
-        <w:rPr>
-          <w:b w:val="false"/>
-          <w:bCs w:val="false"/>
-          <w:i w:val="false"/>
-          <w:caps w:val="false"/>
-          <w:smallCaps w:val="false"/>
-          <w:spacing w:val="0"/>
-        </w:rPr>
-      </w:r>
-    </w:p>
-    <w:p>
-      <w:pPr>
-        <w:pStyle w:val="p1"/>
-        <w:rPr>
-          <w:b w:val="false"/>
-          <w:bCs w:val="false"/>
-          <w:i w:val="false"/>
-          <w:i w:val="false"/>
-          <w:caps w:val="false"/>
-          <w:smallCaps w:val="false"/>
-          <w:spacing w:val="0"/>
-        </w:rPr>
-      </w:pPr>
-      <w:r>
-        <w:rPr>
-          <w:b w:val="false"/>
-          <w:bCs w:val="false"/>
-          <w:i w:val="false"/>
-          <w:caps w:val="false"/>
-          <w:smallCaps w:val="false"/>
-          <w:spacing w:val="0"/>
-        </w:rPr>
-        <w:t xml:space="preserve">Джерело: </w:t>
-      </w:r>
-      <w:hyperlink r:id="rId5">
-        <w:r>
-          <w:rPr>
-            <w:rStyle w:val="Hyperlink"/>
-            <w:b w:val="false"/>
-            <w:bCs w:val="false"/>
-            <w:i w:val="false"/>
-            <w:caps w:val="false"/>
-            <w:smallCaps w:val="false"/>
-            <w:spacing w:val="0"/>
-          </w:rPr>
-          <w:t>https://www.gamedesignknowledge.com/blog-post/bastien-and-scapin-ergonomic-criteria</w:t>
-        </w:r>
-      </w:hyperlink>
-      <w:r>
-        <w:rPr>
-          <w:b w:val="false"/>
-          <w:bCs w:val="false"/>
-          <w:i w:val="false"/>
-          <w:caps w:val="false"/>
-          <w:smallCaps w:val="false"/>
-          <w:spacing w:val="0"/>
-        </w:rPr>
-        <w:t>.</w:t>
-      </w:r>
-    </w:p>
-    <w:p>
-      <w:pPr>
-        <w:pStyle w:val="p1"/>
-        <w:rPr>
-          <w:b w:val="false"/>
-          <w:bCs w:val="false"/>
-          <w:i w:val="false"/>
-          <w:i w:val="false"/>
-          <w:caps w:val="false"/>
-          <w:smallCaps w:val="false"/>
-          <w:spacing w:val="0"/>
-        </w:rPr>
-      </w:pPr>
-      <w:r>
-        <w:rPr>
-          <w:b w:val="false"/>
-          <w:bCs w:val="false"/>
-          <w:i w:val="false"/>
-          <w:caps w:val="false"/>
-          <w:smallCaps w:val="false"/>
-          <w:spacing w:val="0"/>
-        </w:rPr>
-      </w:r>
-    </w:p>
-    <w:p>
-      <w:pPr>
-        <w:pStyle w:val="h21"/>
-        <w:rPr/>
-      </w:pPr>
-      <w:r>
-        <w:rPr/>
-        <w:t>Які існують методи кількісного аналізу інтерфейсу?</w:t>
-      </w:r>
-    </w:p>
-    <w:p>
-      <w:pPr>
-        <w:pStyle w:val="p1"/>
-        <w:rPr/>
-      </w:pPr>
-      <w:r>
-        <w:rPr/>
-      </w:r>
-    </w:p>
-    <w:p>
-      <w:pPr>
-        <w:pStyle w:val="p1"/>
-        <w:rPr/>
-      </w:pPr>
-      <w:r>
-        <w:rPr/>
-        <w:t>Ключовими методами є:</w:t>
-      </w:r>
-    </w:p>
-    <w:p>
-      <w:pPr>
-        <w:pStyle w:val="p1"/>
-        <w:rPr/>
-      </w:pPr>
-      <w:r>
-        <w:rPr/>
-      </w:r>
-    </w:p>
-    <w:p>
-      <w:pPr>
-        <w:pStyle w:val="p1"/>
-        <w:rPr/>
-      </w:pPr>
-      <w:r>
-        <w:rPr/>
-        <w:t>- ефективність — точність та повнота досягнення цілі;</w:t>
-      </w:r>
-    </w:p>
-    <w:p>
-      <w:pPr>
-        <w:pStyle w:val="p1"/>
-        <w:rPr/>
-      </w:pPr>
-      <w:r>
-        <w:rPr/>
-        <w:t>- продуктивність — ресурси на досягнення цілей;</w:t>
-      </w:r>
-    </w:p>
-    <w:p>
-      <w:pPr>
-        <w:pStyle w:val="p1"/>
-        <w:rPr/>
-      </w:pPr>
-      <w:r>
-        <w:rPr/>
-        <w:t>- задоволеність — бальна оцінка інтерфейсу користувачем.</w:t>
-      </w:r>
-    </w:p>
-    <w:p>
-      <w:pPr>
-        <w:pStyle w:val="p1"/>
-        <w:rPr/>
-      </w:pPr>
-      <w:r>
-        <w:rPr/>
-      </w:r>
-    </w:p>
-    <w:p>
-      <w:pPr>
-        <w:pStyle w:val="p1"/>
-        <w:rPr/>
-      </w:pPr>
-      <w:r>
-        <w:rPr/>
-        <w:t xml:space="preserve">Джерело: </w:t>
-      </w:r>
-      <w:hyperlink r:id="rId6">
-        <w:r>
-          <w:rPr>
-            <w:rStyle w:val="Hyperlink"/>
-          </w:rPr>
-          <w:t>https://blog.ithillel.ua/articles/best-practices-for-determining-user-needs</w:t>
-        </w:r>
-      </w:hyperlink>
-      <w:r>
-        <w:rPr/>
-        <w:t>.</w:t>
-      </w:r>
-    </w:p>
-    <w:p>
-      <w:pPr>
-        <w:pStyle w:val="p1"/>
-        <w:rPr/>
-      </w:pPr>
-      <w:r>
-        <w:rPr/>
-      </w:r>
-    </w:p>
-    <w:p>
-      <w:pPr>
-        <w:pStyle w:val="h21"/>
-        <w:rPr/>
-      </w:pPr>
-      <w:r>
-        <w:rPr>
-          <w:b/>
-          <w:bCs/>
-          <w:i w:val="false"/>
-          <w:caps w:val="false"/>
-          <w:smallCaps w:val="false"/>
-          <w:spacing w:val="0"/>
-        </w:rPr>
-        <w:t>Що дозволяє передбачити модель GOMS?</w:t>
-      </w:r>
-      <w:r>
-        <w:rPr/>
-        <w:t xml:space="preserve"> </w:t>
-      </w:r>
-    </w:p>
-    <w:p>
-      <w:pPr>
-        <w:pStyle w:val="p1"/>
-        <w:rPr/>
-      </w:pPr>
-      <w:r>
-        <w:rPr/>
-      </w:r>
-    </w:p>
-    <w:p>
-      <w:pPr>
-        <w:pStyle w:val="p1"/>
-        <w:rPr/>
-      </w:pPr>
-      <w:r>
-        <w:rPr/>
-        <w:t>Ця модель дозволяє передбачити час виконання завдань досвідченим користувачем при взаємодії з нашим інтерфейсом.</w:t>
-      </w:r>
-    </w:p>
-    <w:p>
-      <w:pPr>
-        <w:pStyle w:val="p1"/>
-        <w:rPr/>
-      </w:pPr>
-      <w:r>
-        <w:rPr/>
-      </w:r>
-    </w:p>
-    <w:p>
-      <w:pPr>
-        <w:pStyle w:val="p1"/>
-        <w:rPr/>
-      </w:pPr>
-      <w:r>
-        <w:rPr/>
-        <w:t xml:space="preserve">Джерело: </w:t>
-      </w:r>
-      <w:hyperlink r:id="rId7">
-        <w:r>
-          <w:rPr>
-            <w:rStyle w:val="Hyperlink"/>
-          </w:rPr>
-          <w:t>https://studfile.net/preview/10261984/page:11/</w:t>
-        </w:r>
-      </w:hyperlink>
-      <w:r>
-        <w:rPr/>
-        <w:t>.</w:t>
+        <w:t>Обґрунтування вибору архітектури вебзастосунку</w:t>
+      </w:r>
+    </w:p>
+    <w:p>
+      <w:pPr>
+        <w:pStyle w:val="p1"/>
+        <w:bidi w:val="0"/>
+        <w:rPr>
+          <w:lang w:val="uk-UA"/>
+        </w:rPr>
+      </w:pPr>
+      <w:r>
+        <w:rPr>
+          <w:lang w:val="uk-UA"/>
+        </w:rPr>
+      </w:r>
+    </w:p>
+    <w:p>
+      <w:pPr>
+        <w:pStyle w:val="p1"/>
+        <w:bidi w:val="0"/>
+        <w:rPr>
+          <w:lang w:val="uk-UA"/>
+        </w:rPr>
+      </w:pPr>
+      <w:r>
+        <w:rPr>
+          <w:lang w:val="uk-UA"/>
+        </w:rPr>
+        <w:t>Такий архітектурний шаблон обрано через те, що використаний фреймворк застосовує його за замовчуванням.</w:t>
       </w:r>
     </w:p>
     <w:sectPr>

--- a/41TS Tehnologiji stvorennja program/4/TS_Onyshchenko_KNT-122_19_PR4.docx
+++ b/41TS Tehnologiji stvorennja program/4/TS_Onyshchenko_KNT-122_19_PR4.docx
@@ -576,7 +576,7 @@
       </w:pPr>
       <w:r>
         <w:rPr/>
-        <w:t>Проаналізувати вимоги до інтерфейсу ПЗ на основі специфікації вимог до ПЗ.</w:t>
+        <w:t>Проаналізувати предметну область.</w:t>
       </w:r>
     </w:p>
     <w:p>
@@ -591,7 +591,7 @@
       </w:pPr>
       <w:r>
         <w:rPr/>
-        <w:t>Визначити особливості роботи кожної групи користувачів з кожним елементом взаємодії користувача з вебзастосунком.</w:t>
+        <w:t>Розробити архітектуру вебзастосунку на основі предметної області.</w:t>
       </w:r>
     </w:p>
     <w:p>
@@ -606,7 +606,7 @@
       </w:pPr>
       <w:r>
         <w:rPr/>
-        <w:t>Розробити повний прототип головної сторінки системи (включаючи кольорові схеми, шрифти та їх розміри, оформлення для елементів керування), використовуючи Photoshop або аналогічні графічні редактори.</w:t>
+        <w:t>Обрати фреймворк для розроблення вебзастосунку.</w:t>
       </w:r>
     </w:p>
     <w:p>
@@ -621,7 +621,7 @@
       </w:pPr>
       <w:r>
         <w:rPr/>
-        <w:t>Розробити вайрфрейми інших сторінок,що реалізують роботу системи.</w:t>
+        <w:t>Ознайомитись з архітектурою обраного фреймворку.</w:t>
       </w:r>
     </w:p>
     <w:p>
@@ -636,7 +636,7 @@
       </w:pPr>
       <w:r>
         <w:rPr/>
-        <w:t>Обґрунтувати вибір запропонованих елементів інтерфейсу, ґрунтуючись на вимогах до інтерфейсу та ергономічних показниках інтерфейсу.</w:t>
+        <w:t>Розробити  архітектуру вебзастосунку  на  основі  використання обраного фреймворку.</w:t>
       </w:r>
     </w:p>
     <w:p>
@@ -651,7 +651,23 @@
       </w:pPr>
       <w:r>
         <w:rPr/>
-        <w:t>Оформити звіт з роботи.</w:t>
+        <w:t>Порівняти  архітектуру вебзастосунку,  розроблену з  вик</w:t>
+      </w:r>
+      <w:r>
+        <w:rPr/>
+        <w:t>о</w:t>
+      </w:r>
+      <w:r>
+        <w:rPr/>
+        <w:t>ристанням фреймворку, з архітектурою, розробленою на основі пре</w:t>
+      </w:r>
+      <w:r>
+        <w:rPr/>
+        <w:t>д</w:t>
+      </w:r>
+      <w:r>
+        <w:rPr/>
+        <w:t>метної  області. Визначити,  який  варіант  розроблення  архітектури  є більш ефективним для обраної теми проєктування</w:t>
       </w:r>
     </w:p>
     <w:p>
@@ -666,6 +682,21 @@
       </w:pPr>
       <w:r>
         <w:rPr/>
+        <w:t>Оформити звіт з роботи.</w:t>
+      </w:r>
+    </w:p>
+    <w:p>
+      <w:pPr>
+        <w:pStyle w:val="p1"/>
+        <w:numPr>
+          <w:ilvl w:val="0"/>
+          <w:numId w:val="1"/>
+        </w:numPr>
+        <w:ind w:firstLine="850"/>
+        <w:rPr/>
+      </w:pPr>
+      <w:r>
+        <w:rPr/>
         <w:t>Відповісти на контрольні питання.</w:t>
       </w:r>
     </w:p>
@@ -702,6 +733,53 @@
       <w:r>
         <w:rPr/>
         <w:t>Схематичне зображення архітектури вебзастосунку на основі предметної області</w:t>
+      </w:r>
+    </w:p>
+    <w:p>
+      <w:pPr>
+        <w:pStyle w:val="p1"/>
+        <w:rPr/>
+      </w:pPr>
+      <w:r>
+        <w:rPr/>
+      </w:r>
+    </w:p>
+    <w:p>
+      <w:pPr>
+        <w:pStyle w:val="p1"/>
+        <w:rPr/>
+      </w:pPr>
+      <w:r>
+        <w:rPr/>
+        <w:t>Архітектура предметної області має такий вигляд:</w:t>
+      </w:r>
+    </w:p>
+    <w:p>
+      <w:pPr>
+        <w:pStyle w:val="p1"/>
+        <w:rPr/>
+      </w:pPr>
+      <w:r>
+        <w:rPr/>
+      </w:r>
+    </w:p>
+    <w:p>
+      <w:pPr>
+        <w:pStyle w:val="p1"/>
+        <w:rPr/>
+      </w:pPr>
+      <w:r>
+        <w:rPr/>
+        <w:t xml:space="preserve">- </w:t>
+      </w:r>
+    </w:p>
+    <w:p>
+      <w:pPr>
+        <w:pStyle w:val="p1"/>
+        <w:rPr/>
+      </w:pPr>
+      <w:r>
+        <w:rPr/>
       </w:r>
     </w:p>
     <w:p>
@@ -1660,15 +1738,15 @@
       <w:rFonts w:cs="Lucida Sans"/>
     </w:rPr>
   </w:style>
+  <w:style w:type="paragraph" w:styleId="Style18">
+    <w:name w:val="Верхній і нижній колонтитули"/>
+    <w:basedOn w:val="Normal"/>
+    <w:qFormat/>
+    <w:pPr/>
+    <w:rPr/>
+  </w:style>
   <w:style w:type="paragraph" w:styleId="user2">
     <w:name w:val="Верхній і нижній колонтитули (user)"/>
-    <w:basedOn w:val="Normal"/>
-    <w:qFormat/>
-    <w:pPr/>
-    <w:rPr/>
-  </w:style>
-  <w:style w:type="paragraph" w:styleId="Style18">
-    <w:name w:val="Верхній і нижній колонтитули"/>
     <w:basedOn w:val="Normal"/>
     <w:qFormat/>
     <w:pPr/>

--- a/41TS Tehnologiji stvorennja program/4/TS_Onyshchenko_KNT-122_19_PR4.docx
+++ b/41TS Tehnologiji stvorennja program/4/TS_Onyshchenko_KNT-122_19_PR4.docx
@@ -770,58 +770,350 @@
       </w:pPr>
       <w:r>
         <w:rPr/>
+        <w:t>- від користувача надходить запит на сервер про його акаунт;</w:t>
+      </w:r>
+    </w:p>
+    <w:p>
+      <w:pPr>
+        <w:pStyle w:val="p1"/>
+        <w:rPr/>
+      </w:pPr>
+      <w:r>
+        <w:rPr/>
+        <w:t>- від адміністратора надходить запит на його панель;</w:t>
+      </w:r>
+    </w:p>
+    <w:p>
+      <w:pPr>
+        <w:pStyle w:val="p1"/>
+        <w:rPr/>
+      </w:pPr>
+      <w:r>
+        <w:rPr/>
+        <w:t>- від гостя надходить запит про товари;</w:t>
+      </w:r>
+    </w:p>
+    <w:p>
+      <w:pPr>
+        <w:pStyle w:val="p1"/>
+        <w:rPr/>
+      </w:pPr>
+      <w:r>
+        <w:rPr/>
+        <w:t>- від користувача надходить запит на замовлення товару;</w:t>
+      </w:r>
+    </w:p>
+    <w:p>
+      <w:pPr>
+        <w:pStyle w:val="p1"/>
+        <w:rPr/>
+      </w:pPr>
+      <w:r>
+        <w:rPr/>
+        <w:t>- від користувача надходить запит про оцінку сервісу.</w:t>
+      </w:r>
+    </w:p>
+    <w:p>
+      <w:pPr>
+        <w:pStyle w:val="p1"/>
+        <w:rPr/>
+      </w:pPr>
+      <w:r>
+        <w:rPr/>
+      </w:r>
+    </w:p>
+    <w:p>
+      <w:pPr>
+        <w:pStyle w:val="img1"/>
+        <w:rPr/>
+      </w:pPr>
+      <w:r>
+        <w:rPr/>
+        <w:drawing>
+          <wp:inline distT="0" distB="0" distL="0" distR="0">
+            <wp:extent cx="3629025" cy="2686050"/>
+            <wp:effectExtent l="0" t="0" r="0" b="0"/>
+            <wp:docPr id="1" name="Зображення1"/>
+            <wp:cNvGraphicFramePr>
+              <a:graphicFrameLocks xmlns:a="http://schemas.openxmlformats.org/drawingml/2006/main" noChangeAspect="1"/>
+            </wp:cNvGraphicFramePr>
+            <a:graphic xmlns:a="http://schemas.openxmlformats.org/drawingml/2006/main">
+              <a:graphicData uri="http://schemas.openxmlformats.org/drawingml/2006/picture">
+                <pic:pic xmlns:pic="http://schemas.openxmlformats.org/drawingml/2006/picture">
+                  <pic:nvPicPr>
+                    <pic:cNvPr id="1" name="Зображення1"/>
+                    <pic:cNvPicPr>
+                      <a:picLocks noChangeAspect="1" noChangeArrowheads="1"/>
+                    </pic:cNvPicPr>
+                  </pic:nvPicPr>
+                  <pic:blipFill>
+                    <a:blip r:embed="rId2">
+                      <a:extLst>
+                        <a:ext uri="{96DAC541-7B7A-43D3-8B79-37D633B846F1}">
+                          <asvg:svgBlip xmlns:asvg="http://schemas.microsoft.com/office/drawing/2016/SVG/main" r:embed="rId3"/>
+                        </a:ext>
+                      </a:extLst>
+                    </a:blip>
+                    <a:stretch>
+                      <a:fillRect/>
+                    </a:stretch>
+                  </pic:blipFill>
+                  <pic:spPr bwMode="auto">
+                    <a:xfrm>
+                      <a:off x="0" y="0"/>
+                      <a:ext cx="3629025" cy="2686050"/>
+                    </a:xfrm>
+                    <a:prstGeom prst="rect">
+                      <a:avLst/>
+                    </a:prstGeom>
+                    <a:noFill/>
+                  </pic:spPr>
+                </pic:pic>
+              </a:graphicData>
+            </a:graphic>
+          </wp:inline>
+        </w:drawing>
+      </w:r>
+    </w:p>
+    <w:p>
+      <w:pPr>
+        <w:pStyle w:val="img1"/>
+        <w:rPr/>
+      </w:pPr>
+      <w:r>
+        <w:rPr/>
+        <w:t>Рисунок 1.1 — Схема предметної області</w:t>
+      </w:r>
+    </w:p>
+    <w:p>
+      <w:pPr>
+        <w:pStyle w:val="p1"/>
+        <w:rPr/>
+      </w:pPr>
+      <w:r>
+        <w:rPr/>
+      </w:r>
+    </w:p>
+    <w:p>
+      <w:pPr>
+        <w:pStyle w:val="h21"/>
+        <w:rPr/>
+      </w:pPr>
+      <w:r>
+        <w:rPr/>
+        <w:t xml:space="preserve">Схематичне зображення архітектури вебзастосунку (на основі фреймворку чи </w:t>
+      </w:r>
+      <w:r>
+        <w:rPr>
+          <w:lang w:val="en-US"/>
+        </w:rPr>
+        <w:t>CMS)</w:t>
+      </w:r>
+    </w:p>
+    <w:p>
+      <w:pPr>
+        <w:pStyle w:val="p1"/>
+        <w:rPr>
+          <w:lang w:val="en-US"/>
+        </w:rPr>
+      </w:pPr>
+      <w:r>
+        <w:rPr>
+          <w:lang w:val="en-US"/>
+        </w:rPr>
+      </w:r>
+    </w:p>
+    <w:p>
+      <w:pPr>
+        <w:pStyle w:val="p1"/>
+        <w:rPr>
+          <w:lang w:val="uk-UA"/>
+        </w:rPr>
+      </w:pPr>
+      <w:r>
+        <w:rPr>
+          <w:lang w:val="uk-UA"/>
+        </w:rPr>
+        <w:t xml:space="preserve">Архітектура веб-застосунку на основі фреймворку </w:t>
+      </w:r>
+      <w:r>
+        <w:rPr>
+          <w:lang w:val="en-US"/>
+        </w:rPr>
+        <w:t xml:space="preserve">Django (Python), </w:t>
+      </w:r>
+      <w:r>
+        <w:rPr>
+          <w:lang w:val="uk-UA"/>
+        </w:rPr>
+        <w:t>містить такі етапи:</w:t>
+      </w:r>
+    </w:p>
+    <w:p>
+      <w:pPr>
+        <w:pStyle w:val="p1"/>
+        <w:rPr>
+          <w:lang w:val="uk-UA"/>
+        </w:rPr>
+      </w:pPr>
+      <w:r>
+        <w:rPr>
+          <w:lang w:val="uk-UA"/>
+        </w:rPr>
+      </w:r>
+    </w:p>
+    <w:p>
+      <w:pPr>
+        <w:pStyle w:val="p1"/>
+        <w:rPr>
+          <w:lang w:val="uk-UA"/>
+        </w:rPr>
+      </w:pPr>
+      <w:r>
+        <w:rPr>
+          <w:lang w:val="uk-UA"/>
+        </w:rPr>
         <w:t xml:space="preserve">- </w:t>
       </w:r>
-    </w:p>
-    <w:p>
-      <w:pPr>
-        <w:pStyle w:val="p1"/>
-        <w:rPr/>
-      </w:pPr>
-      <w:r>
-        <w:rPr/>
-      </w:r>
-    </w:p>
-    <w:p>
-      <w:pPr>
-        <w:pStyle w:val="h21"/>
-        <w:rPr/>
-      </w:pPr>
-      <w:r>
-        <w:rPr/>
-        <w:t xml:space="preserve">Схематичне зображення архітектури вебзастосунку (на основі фреймворку чи </w:t>
-      </w:r>
       <w:r>
         <w:rPr>
           <w:lang w:val="en-US"/>
         </w:rPr>
-        <w:t>CMS)</w:t>
-      </w:r>
-    </w:p>
-    <w:p>
-      <w:pPr>
-        <w:pStyle w:val="p1"/>
+        <w:t xml:space="preserve">Model: </w:t>
+      </w:r>
+      <w:r>
+        <w:rPr>
+          <w:lang w:val="uk-UA"/>
+        </w:rPr>
+        <w:t>рівень відповідає за дані програми;</w:t>
+      </w:r>
+    </w:p>
+    <w:p>
+      <w:pPr>
+        <w:pStyle w:val="p1"/>
+        <w:rPr>
+          <w:lang w:val="uk-UA"/>
+        </w:rPr>
+      </w:pPr>
+      <w:r>
+        <w:rPr>
+          <w:lang w:val="uk-UA"/>
+        </w:rPr>
+        <w:t xml:space="preserve">- </w:t>
+      </w:r>
+      <w:r>
         <w:rPr>
           <w:lang w:val="en-US"/>
         </w:rPr>
-      </w:pPr>
+        <w:t xml:space="preserve">View: </w:t>
+      </w:r>
+      <w:r>
+        <w:rPr>
+          <w:lang w:val="uk-UA"/>
+        </w:rPr>
+        <w:t>рівень відповідає за бізнес логіку та обробку запитів;</w:t>
+      </w:r>
+    </w:p>
+    <w:p>
+      <w:pPr>
+        <w:pStyle w:val="p1"/>
+        <w:rPr>
+          <w:lang w:val="uk-UA"/>
+        </w:rPr>
+      </w:pPr>
+      <w:r>
+        <w:rPr>
+          <w:lang w:val="uk-UA"/>
+        </w:rPr>
+        <w:t xml:space="preserve">- </w:t>
+      </w:r>
       <w:r>
         <w:rPr>
           <w:lang w:val="en-US"/>
         </w:rPr>
-      </w:r>
-    </w:p>
-    <w:p>
-      <w:pPr>
-        <w:pStyle w:val="p1"/>
-        <w:rPr>
-          <w:lang w:val="en-US"/>
-        </w:rPr>
-      </w:pPr>
-      <w:r>
-        <w:rPr>
-          <w:lang w:val="en-US"/>
-        </w:rPr>
+        <w:t xml:space="preserve">Template: </w:t>
+      </w:r>
+      <w:r>
+        <w:rPr>
+          <w:lang w:val="uk-UA"/>
+        </w:rPr>
+        <w:t>рівень відповідає за відображення контенту.</w:t>
+      </w:r>
+    </w:p>
+    <w:p>
+      <w:pPr>
+        <w:pStyle w:val="p1"/>
+        <w:rPr>
+          <w:lang w:val="uk-UA"/>
+        </w:rPr>
+      </w:pPr>
+      <w:r>
+        <w:rPr>
+          <w:lang w:val="uk-UA"/>
+        </w:rPr>
+      </w:r>
+    </w:p>
+    <w:p>
+      <w:pPr>
+        <w:pStyle w:val="img1"/>
+        <w:rPr/>
+      </w:pPr>
+      <w:r>
+        <w:rPr/>
+        <w:drawing>
+          <wp:inline distT="0" distB="0" distL="0" distR="0">
+            <wp:extent cx="4648200" cy="1009650"/>
+            <wp:effectExtent l="0" t="0" r="0" b="0"/>
+            <wp:docPr id="2" name="Зображення2"/>
+            <wp:cNvGraphicFramePr>
+              <a:graphicFrameLocks xmlns:a="http://schemas.openxmlformats.org/drawingml/2006/main" noChangeAspect="1"/>
+            </wp:cNvGraphicFramePr>
+            <a:graphic xmlns:a="http://schemas.openxmlformats.org/drawingml/2006/main">
+              <a:graphicData uri="http://schemas.openxmlformats.org/drawingml/2006/picture">
+                <pic:pic xmlns:pic="http://schemas.openxmlformats.org/drawingml/2006/picture">
+                  <pic:nvPicPr>
+                    <pic:cNvPr id="2" name="Зображення2"/>
+                    <pic:cNvPicPr>
+                      <a:picLocks noChangeAspect="1" noChangeArrowheads="1"/>
+                    </pic:cNvPicPr>
+                  </pic:nvPicPr>
+                  <pic:blipFill>
+                    <a:blip r:embed="rId4">
+                      <a:extLst>
+                        <a:ext uri="{96DAC541-7B7A-43D3-8B79-37D633B846F1}">
+                          <asvg:svgBlip xmlns:asvg="http://schemas.microsoft.com/office/drawing/2016/SVG/main" r:embed="rId5"/>
+                        </a:ext>
+                      </a:extLst>
+                    </a:blip>
+                    <a:stretch>
+                      <a:fillRect/>
+                    </a:stretch>
+                  </pic:blipFill>
+                  <pic:spPr bwMode="auto">
+                    <a:xfrm>
+                      <a:off x="0" y="0"/>
+                      <a:ext cx="4648200" cy="1009650"/>
+                    </a:xfrm>
+                    <a:prstGeom prst="rect">
+                      <a:avLst/>
+                    </a:prstGeom>
+                    <a:noFill/>
+                  </pic:spPr>
+                </pic:pic>
+              </a:graphicData>
+            </a:graphic>
+          </wp:inline>
+        </w:drawing>
+      </w:r>
+    </w:p>
+    <w:p>
+      <w:pPr>
+        <w:pStyle w:val="img1"/>
+        <w:rPr/>
+      </w:pPr>
+      <w:r>
+        <w:rPr/>
+        <w:t>Рисунок 2.1 — Схема для фреймворку</w:t>
       </w:r>
     </w:p>
     <w:p>
